--- a/report/Project-Report.docx
+++ b/report/Project-Report.docx
@@ -484,16 +484,16 @@
       <w:pPr>
         <w:rPr>
           <w:rFonts w:asciiTheme="majorBidi" w:hAnsiTheme="majorBidi" w:cstheme="majorBidi"/>
-          <w:sz w:val="36"/>
-          <w:szCs w:val="36"/>
-          <w:lang w:val="en-US"/>
-        </w:rPr>
-      </w:pPr>
-      <w:r>
-        <w:rPr>
-          <w:rFonts w:asciiTheme="majorBidi" w:hAnsiTheme="majorBidi" w:cstheme="majorBidi"/>
-          <w:sz w:val="36"/>
-          <w:szCs w:val="36"/>
+          <w:sz w:val="24"/>
+          <w:szCs w:val="24"/>
+          <w:lang w:val="en-US"/>
+        </w:rPr>
+      </w:pPr>
+      <w:r>
+        <w:rPr>
+          <w:rFonts w:asciiTheme="majorBidi" w:hAnsiTheme="majorBidi" w:cstheme="majorBidi"/>
+          <w:sz w:val="24"/>
+          <w:szCs w:val="24"/>
           <w:lang w:val="en-US"/>
         </w:rPr>
         <w:t xml:space="preserve">This project focuses on developing a comprehensive understanding of </w:t>
@@ -503,8 +503,8 @@
           <w:rFonts w:asciiTheme="majorBidi" w:hAnsiTheme="majorBidi" w:cstheme="majorBidi"/>
           <w:b/>
           <w:bCs/>
-          <w:sz w:val="36"/>
-          <w:szCs w:val="36"/>
+          <w:sz w:val="24"/>
+          <w:szCs w:val="24"/>
           <w:lang w:val="en-US"/>
         </w:rPr>
         <w:t>digital literacy and responsible online behavior</w:t>
@@ -512,8 +512,8 @@
       <w:r>
         <w:rPr>
           <w:rFonts w:asciiTheme="majorBidi" w:hAnsiTheme="majorBidi" w:cstheme="majorBidi"/>
-          <w:sz w:val="36"/>
-          <w:szCs w:val="36"/>
+          <w:sz w:val="24"/>
+          <w:szCs w:val="24"/>
           <w:lang w:val="en-US"/>
         </w:rPr>
         <w:t xml:space="preserve"> among college students. In today’s digital age, being digitally literate is not just about using technology, but also about understanding how to use it safely, effectively, and professionally. Through this project, various aspects were explored, including the meaning of digital literacy, useful digital tools for students, safe internet practices, professional online presence, and email etiquette.</w:t>
@@ -523,16 +523,16 @@
       <w:pPr>
         <w:rPr>
           <w:rFonts w:asciiTheme="majorBidi" w:hAnsiTheme="majorBidi" w:cstheme="majorBidi"/>
-          <w:sz w:val="36"/>
-          <w:szCs w:val="36"/>
-          <w:lang w:val="en-US"/>
-        </w:rPr>
-      </w:pPr>
-      <w:r>
-        <w:rPr>
-          <w:rFonts w:asciiTheme="majorBidi" w:hAnsiTheme="majorBidi" w:cstheme="majorBidi"/>
-          <w:sz w:val="36"/>
-          <w:szCs w:val="36"/>
+          <w:sz w:val="24"/>
+          <w:szCs w:val="24"/>
+          <w:lang w:val="en-US"/>
+        </w:rPr>
+      </w:pPr>
+      <w:r>
+        <w:rPr>
+          <w:rFonts w:asciiTheme="majorBidi" w:hAnsiTheme="majorBidi" w:cstheme="majorBidi"/>
+          <w:sz w:val="24"/>
+          <w:szCs w:val="24"/>
           <w:lang w:val="en-US"/>
         </w:rPr>
         <w:t xml:space="preserve">The project also involved practical tasks such as creating an </w:t>
@@ -541,8 +541,8 @@
       <w:r>
         <w:rPr>
           <w:rFonts w:asciiTheme="majorBidi" w:hAnsiTheme="majorBidi" w:cstheme="majorBidi"/>
-          <w:sz w:val="36"/>
-          <w:szCs w:val="36"/>
+          <w:sz w:val="24"/>
+          <w:szCs w:val="24"/>
           <w:lang w:val="en-US"/>
         </w:rPr>
         <w:t>infographic</w:t>
@@ -551,8 +551,8 @@
       <w:r>
         <w:rPr>
           <w:rFonts w:asciiTheme="majorBidi" w:hAnsiTheme="majorBidi" w:cstheme="majorBidi"/>
-          <w:sz w:val="36"/>
-          <w:szCs w:val="36"/>
+          <w:sz w:val="24"/>
+          <w:szCs w:val="24"/>
           <w:lang w:val="en-US"/>
         </w:rPr>
         <w:t xml:space="preserve">, designing a digital literacy quiz using Google Forms, and exploring platforms like </w:t>
@@ -561,8 +561,8 @@
       <w:r>
         <w:rPr>
           <w:rFonts w:asciiTheme="majorBidi" w:hAnsiTheme="majorBidi" w:cstheme="majorBidi"/>
-          <w:sz w:val="36"/>
-          <w:szCs w:val="36"/>
+          <w:sz w:val="24"/>
+          <w:szCs w:val="24"/>
           <w:lang w:val="en-US"/>
         </w:rPr>
         <w:t>HackerRank</w:t>
@@ -571,8 +571,8 @@
       <w:r>
         <w:rPr>
           <w:rFonts w:asciiTheme="majorBidi" w:hAnsiTheme="majorBidi" w:cstheme="majorBidi"/>
-          <w:sz w:val="36"/>
-          <w:szCs w:val="36"/>
+          <w:sz w:val="24"/>
+          <w:szCs w:val="24"/>
           <w:lang w:val="en-US"/>
         </w:rPr>
         <w:t xml:space="preserve">, </w:t>
@@ -581,8 +581,8 @@
       <w:r>
         <w:rPr>
           <w:rFonts w:asciiTheme="majorBidi" w:hAnsiTheme="majorBidi" w:cstheme="majorBidi"/>
-          <w:sz w:val="36"/>
-          <w:szCs w:val="36"/>
+          <w:sz w:val="24"/>
+          <w:szCs w:val="24"/>
           <w:lang w:val="en-US"/>
         </w:rPr>
         <w:t>GitHub</w:t>
@@ -591,8 +591,8 @@
       <w:r>
         <w:rPr>
           <w:rFonts w:asciiTheme="majorBidi" w:hAnsiTheme="majorBidi" w:cstheme="majorBidi"/>
-          <w:sz w:val="36"/>
-          <w:szCs w:val="36"/>
+          <w:sz w:val="24"/>
+          <w:szCs w:val="24"/>
           <w:lang w:val="en-US"/>
         </w:rPr>
         <w:t xml:space="preserve">, </w:t>
@@ -601,8 +601,8 @@
       <w:r>
         <w:rPr>
           <w:rFonts w:asciiTheme="majorBidi" w:hAnsiTheme="majorBidi" w:cstheme="majorBidi"/>
-          <w:sz w:val="36"/>
-          <w:szCs w:val="36"/>
+          <w:sz w:val="24"/>
+          <w:szCs w:val="24"/>
           <w:lang w:val="en-US"/>
         </w:rPr>
         <w:t>Kaggle</w:t>
@@ -611,8 +611,8 @@
       <w:r>
         <w:rPr>
           <w:rFonts w:asciiTheme="majorBidi" w:hAnsiTheme="majorBidi" w:cstheme="majorBidi"/>
-          <w:sz w:val="36"/>
-          <w:szCs w:val="36"/>
+          <w:sz w:val="24"/>
+          <w:szCs w:val="24"/>
           <w:lang w:val="en-US"/>
         </w:rPr>
         <w:t>, and LinkedIn for academic and professional growth. Additionally, it included writing formal emails, analyzing cybercrime cases like UPI fraud, and preparing safety checklists for responsible social media and online usage.</w:t>
@@ -622,16 +622,16 @@
       <w:pPr>
         <w:rPr>
           <w:rFonts w:asciiTheme="majorBidi" w:hAnsiTheme="majorBidi" w:cstheme="majorBidi"/>
-          <w:sz w:val="36"/>
-          <w:szCs w:val="36"/>
-          <w:lang w:val="en-US"/>
-        </w:rPr>
-      </w:pPr>
-      <w:r>
-        <w:rPr>
-          <w:rFonts w:asciiTheme="majorBidi" w:hAnsiTheme="majorBidi" w:cstheme="majorBidi"/>
-          <w:sz w:val="36"/>
-          <w:szCs w:val="36"/>
+          <w:sz w:val="24"/>
+          <w:szCs w:val="24"/>
+          <w:lang w:val="en-US"/>
+        </w:rPr>
+      </w:pPr>
+      <w:r>
+        <w:rPr>
+          <w:rFonts w:asciiTheme="majorBidi" w:hAnsiTheme="majorBidi" w:cstheme="majorBidi"/>
+          <w:sz w:val="24"/>
+          <w:szCs w:val="24"/>
           <w:lang w:val="en-US"/>
         </w:rPr>
         <w:t>Overall, this project helped in building awareness about digital risks and opportunities while enhancing communication, technical, and critical thinking skills necessary for students in the modern digital world.</w:t>
@@ -645,8 +645,8 @@
           <w:rFonts w:asciiTheme="majorBidi" w:hAnsiTheme="majorBidi"/>
           <w:b/>
           <w:bCs/>
-          <w:sz w:val="40"/>
-          <w:szCs w:val="40"/>
+          <w:sz w:val="24"/>
+          <w:szCs w:val="24"/>
         </w:rPr>
       </w:pPr>
       <w:r>
@@ -655,21 +655,10 @@
           <w:rFonts w:asciiTheme="majorBidi" w:hAnsiTheme="majorBidi"/>
           <w:b/>
           <w:bCs/>
-          <w:sz w:val="40"/>
-          <w:szCs w:val="40"/>
-        </w:rPr>
-        <w:t>Project Objectives</w:t>
-      </w:r>
-      <w:r>
-        <w:rPr>
-          <w:rStyle w:val="Strong"/>
-          <w:rFonts w:asciiTheme="majorBidi" w:hAnsiTheme="majorBidi"/>
-          <w:b/>
-          <w:bCs/>
-          <w:sz w:val="40"/>
-          <w:szCs w:val="40"/>
-        </w:rPr>
-        <w:t xml:space="preserve"> – </w:t>
+          <w:sz w:val="24"/>
+          <w:szCs w:val="24"/>
+        </w:rPr>
+        <w:t xml:space="preserve">Project Objectives – </w:t>
       </w:r>
     </w:p>
     <w:p>
@@ -681,16 +670,16 @@
         </w:numPr>
         <w:rPr>
           <w:rFonts w:asciiTheme="majorBidi" w:hAnsiTheme="majorBidi" w:cstheme="majorBidi"/>
-          <w:sz w:val="36"/>
-          <w:szCs w:val="36"/>
-          <w:lang w:val="en-US"/>
-        </w:rPr>
-      </w:pPr>
-      <w:r>
-        <w:rPr>
-          <w:rFonts w:asciiTheme="majorBidi" w:hAnsiTheme="majorBidi" w:cstheme="majorBidi"/>
-          <w:sz w:val="36"/>
-          <w:szCs w:val="36"/>
+          <w:sz w:val="24"/>
+          <w:szCs w:val="24"/>
+          <w:lang w:val="en-US"/>
+        </w:rPr>
+      </w:pPr>
+      <w:r>
+        <w:rPr>
+          <w:rFonts w:asciiTheme="majorBidi" w:hAnsiTheme="majorBidi" w:cstheme="majorBidi"/>
+          <w:sz w:val="24"/>
+          <w:szCs w:val="24"/>
         </w:rPr>
         <w:t xml:space="preserve">Create a Digital Literacy Awareness </w:t>
       </w:r>
@@ -698,8 +687,8 @@
       <w:r>
         <w:rPr>
           <w:rFonts w:asciiTheme="majorBidi" w:hAnsiTheme="majorBidi" w:cstheme="majorBidi"/>
-          <w:sz w:val="36"/>
-          <w:szCs w:val="36"/>
+          <w:sz w:val="24"/>
+          <w:szCs w:val="24"/>
         </w:rPr>
         <w:t>Infographic</w:t>
       </w:r>
@@ -714,16 +703,16 @@
         </w:numPr>
         <w:rPr>
           <w:rFonts w:asciiTheme="majorBidi" w:hAnsiTheme="majorBidi" w:cstheme="majorBidi"/>
-          <w:sz w:val="36"/>
-          <w:szCs w:val="36"/>
-          <w:lang w:val="en-US"/>
-        </w:rPr>
-      </w:pPr>
-      <w:r>
-        <w:rPr>
-          <w:rFonts w:asciiTheme="majorBidi" w:hAnsiTheme="majorBidi" w:cstheme="majorBidi"/>
-          <w:sz w:val="36"/>
-          <w:szCs w:val="36"/>
+          <w:sz w:val="24"/>
+          <w:szCs w:val="24"/>
+          <w:lang w:val="en-US"/>
+        </w:rPr>
+      </w:pPr>
+      <w:r>
+        <w:rPr>
+          <w:rFonts w:asciiTheme="majorBidi" w:hAnsiTheme="majorBidi" w:cstheme="majorBidi"/>
+          <w:sz w:val="24"/>
+          <w:szCs w:val="24"/>
         </w:rPr>
         <w:t>Build Your Student Digital Portfolio</w:t>
       </w:r>
@@ -737,16 +726,16 @@
         </w:numPr>
         <w:rPr>
           <w:rFonts w:asciiTheme="majorBidi" w:hAnsiTheme="majorBidi" w:cstheme="majorBidi"/>
-          <w:sz w:val="36"/>
-          <w:szCs w:val="36"/>
-          <w:lang w:val="en-US"/>
-        </w:rPr>
-      </w:pPr>
-      <w:r>
-        <w:rPr>
-          <w:rFonts w:asciiTheme="majorBidi" w:hAnsiTheme="majorBidi" w:cstheme="majorBidi"/>
-          <w:sz w:val="36"/>
-          <w:szCs w:val="36"/>
+          <w:sz w:val="24"/>
+          <w:szCs w:val="24"/>
+          <w:lang w:val="en-US"/>
+        </w:rPr>
+      </w:pPr>
+      <w:r>
+        <w:rPr>
+          <w:rFonts w:asciiTheme="majorBidi" w:hAnsiTheme="majorBidi" w:cstheme="majorBidi"/>
+          <w:sz w:val="24"/>
+          <w:szCs w:val="24"/>
         </w:rPr>
         <w:t>Explore Coding &amp; Collaboration Platforms</w:t>
       </w:r>
@@ -760,16 +749,16 @@
         </w:numPr>
         <w:rPr>
           <w:rFonts w:asciiTheme="majorBidi" w:hAnsiTheme="majorBidi" w:cstheme="majorBidi"/>
-          <w:sz w:val="36"/>
-          <w:szCs w:val="36"/>
-          <w:lang w:val="en-US"/>
-        </w:rPr>
-      </w:pPr>
-      <w:r>
-        <w:rPr>
-          <w:rFonts w:asciiTheme="majorBidi" w:hAnsiTheme="majorBidi" w:cstheme="majorBidi"/>
-          <w:sz w:val="36"/>
-          <w:szCs w:val="36"/>
+          <w:sz w:val="24"/>
+          <w:szCs w:val="24"/>
+          <w:lang w:val="en-US"/>
+        </w:rPr>
+      </w:pPr>
+      <w:r>
+        <w:rPr>
+          <w:rFonts w:asciiTheme="majorBidi" w:hAnsiTheme="majorBidi" w:cstheme="majorBidi"/>
+          <w:sz w:val="24"/>
+          <w:szCs w:val="24"/>
         </w:rPr>
         <w:t>Draft a Professional Email &amp; Etiquette Guide</w:t>
       </w:r>
@@ -791,11 +780,21 @@
       <w:r>
         <w:rPr>
           <w:rFonts w:asciiTheme="majorBidi" w:hAnsiTheme="majorBidi" w:cstheme="majorBidi"/>
+          <w:sz w:val="24"/>
+          <w:szCs w:val="24"/>
+        </w:rPr>
+        <w:t>Cybercrime Awareness Case Study &amp; Prevention Guide</w:t>
+      </w:r>
+    </w:p>
+    <w:p>
+      <w:pPr>
+        <w:rPr>
+          <w:rFonts w:asciiTheme="majorBidi" w:hAnsiTheme="majorBidi" w:cstheme="majorBidi"/>
           <w:sz w:val="36"/>
           <w:szCs w:val="36"/>
-        </w:rPr>
-        <w:t>Cybercrime Awareness Case Study &amp; Prevention Guide</w:t>
-      </w:r>
+          <w:lang w:val="en-US"/>
+        </w:rPr>
+      </w:pPr>
     </w:p>
     <w:p>
       <w:pPr>
@@ -837,16 +836,6 @@
         </w:rPr>
       </w:pPr>
     </w:p>
-    <w:p>
-      <w:pPr>
-        <w:rPr>
-          <w:rFonts w:asciiTheme="majorBidi" w:hAnsiTheme="majorBidi" w:cstheme="majorBidi"/>
-          <w:sz w:val="36"/>
-          <w:szCs w:val="36"/>
-          <w:lang w:val="en-US"/>
-        </w:rPr>
-      </w:pPr>
-    </w:p>
     <w:p/>
     <w:p>
       <w:pPr>
@@ -858,7 +847,9 @@
           <w:szCs w:val="44"/>
         </w:rPr>
       </w:pPr>
-      <w:r>
+    </w:p>
+    <w:p>
+      <w:pPr>
         <w:rPr>
           <w:rFonts w:asciiTheme="majorBidi" w:hAnsiTheme="majorBidi" w:cstheme="majorBidi"/>
           <w:b/>
@@ -866,6 +857,70 @@
           <w:sz w:val="44"/>
           <w:szCs w:val="44"/>
         </w:rPr>
+      </w:pPr>
+    </w:p>
+    <w:p>
+      <w:pPr>
+        <w:rPr>
+          <w:rFonts w:asciiTheme="majorBidi" w:hAnsiTheme="majorBidi" w:cstheme="majorBidi"/>
+          <w:b/>
+          <w:bCs/>
+          <w:sz w:val="44"/>
+          <w:szCs w:val="44"/>
+        </w:rPr>
+      </w:pPr>
+    </w:p>
+    <w:p>
+      <w:pPr>
+        <w:rPr>
+          <w:rFonts w:asciiTheme="majorBidi" w:hAnsiTheme="majorBidi" w:cstheme="majorBidi"/>
+          <w:b/>
+          <w:bCs/>
+          <w:sz w:val="44"/>
+          <w:szCs w:val="44"/>
+        </w:rPr>
+      </w:pPr>
+    </w:p>
+    <w:p>
+      <w:pPr>
+        <w:rPr>
+          <w:rFonts w:asciiTheme="majorBidi" w:hAnsiTheme="majorBidi" w:cstheme="majorBidi"/>
+          <w:b/>
+          <w:bCs/>
+          <w:sz w:val="44"/>
+          <w:szCs w:val="44"/>
+        </w:rPr>
+      </w:pPr>
+    </w:p>
+    <w:p>
+      <w:pPr>
+        <w:rPr>
+          <w:rFonts w:asciiTheme="majorBidi" w:hAnsiTheme="majorBidi" w:cstheme="majorBidi"/>
+          <w:b/>
+          <w:bCs/>
+          <w:sz w:val="44"/>
+          <w:szCs w:val="44"/>
+        </w:rPr>
+      </w:pPr>
+    </w:p>
+    <w:p>
+      <w:pPr>
+        <w:rPr>
+          <w:rFonts w:asciiTheme="majorBidi" w:hAnsiTheme="majorBidi" w:cstheme="majorBidi"/>
+          <w:b/>
+          <w:bCs/>
+          <w:sz w:val="40"/>
+          <w:szCs w:val="40"/>
+        </w:rPr>
+      </w:pPr>
+      <w:r>
+        <w:rPr>
+          <w:rFonts w:asciiTheme="majorBidi" w:hAnsiTheme="majorBidi" w:cstheme="majorBidi"/>
+          <w:b/>
+          <w:bCs/>
+          <w:sz w:val="40"/>
+          <w:szCs w:val="40"/>
+        </w:rPr>
         <w:lastRenderedPageBreak/>
         <w:t>TASK 1</w:t>
       </w:r>
@@ -874,8 +929,8 @@
           <w:rFonts w:asciiTheme="majorBidi" w:hAnsiTheme="majorBidi" w:cstheme="majorBidi"/>
           <w:b/>
           <w:bCs/>
-          <w:sz w:val="44"/>
-          <w:szCs w:val="44"/>
+          <w:sz w:val="40"/>
+          <w:szCs w:val="40"/>
         </w:rPr>
         <w:t xml:space="preserve"> – </w:t>
       </w:r>
@@ -883,28 +938,57 @@
     <w:p>
       <w:pPr>
         <w:pStyle w:val="NormalWeb"/>
-        <w:rPr>
-          <w:sz w:val="36"/>
-          <w:szCs w:val="36"/>
-        </w:rPr>
+      </w:pPr>
+      <w:r>
+        <w:t xml:space="preserve">I created my </w:t>
+      </w:r>
+      <w:proofErr w:type="spellStart"/>
+      <w:r>
+        <w:t>infographic</w:t>
+      </w:r>
+      <w:proofErr w:type="spellEnd"/>
+      <w:r>
+        <w:t xml:space="preserve"> using </w:t>
+      </w:r>
+      <w:proofErr w:type="spellStart"/>
+      <w:r>
+        <w:rPr>
+          <w:rStyle w:val="Strong"/>
+        </w:rPr>
+        <w:t>Canva</w:t>
+      </w:r>
+      <w:proofErr w:type="spellEnd"/>
+      <w:r>
+        <w:t xml:space="preserve">, as it is a user-friendly and versatile design tool that offers a wide range of templates, icons, and customization options. My design focuses on three key aspects of digital literacy: understanding what digital literacy </w:t>
+      </w:r>
+      <w:proofErr w:type="gramStart"/>
+      <w:r>
+        <w:t>is,</w:t>
+      </w:r>
+      <w:proofErr w:type="gramEnd"/>
+      <w:r>
+        <w:t xml:space="preserve"> useful digital tools for students, and safe internet practices. I included brief definitions, examples of tools like online collaboration platforms and note-taking apps, and tips such as using strong passwords and avoiding suspicious links. The layout is visually organized with icons and color coding to make the information easy to read and engaging.</w:t>
+      </w:r>
+    </w:p>
+    <w:p>
+      <w:pPr>
+        <w:pStyle w:val="NormalWeb"/>
       </w:pPr>
       <w:r>
         <w:rPr>
           <w:noProof/>
-          <w:sz w:val="36"/>
-          <w:szCs w:val="36"/>
         </w:rPr>
         <w:drawing>
           <wp:anchor distT="0" distB="0" distL="114300" distR="114300" simplePos="0" relativeHeight="251659264" behindDoc="0" locked="0" layoutInCell="1" allowOverlap="1">
             <wp:simplePos x="0" y="0"/>
             <wp:positionH relativeFrom="margin">
-              <wp:align>right</wp:align>
+              <wp:posOffset>5114925</wp:posOffset>
             </wp:positionH>
             <wp:positionV relativeFrom="margin">
-              <wp:posOffset>2343150</wp:posOffset>
+              <wp:posOffset>2638425</wp:posOffset>
             </wp:positionV>
-            <wp:extent cx="2438400" cy="5031740"/>
-            <wp:effectExtent l="38100" t="19050" r="19050" b="16510"/>
+            <wp:extent cx="1556385" cy="3212465"/>
+            <wp:effectExtent l="19050" t="19050" r="24765" b="26035"/>
             <wp:wrapSquare wrapText="bothSides"/>
             <wp:docPr id="1" name="Picture 0" descr="Engaging Digital Literacy Essentials Design.jpg"/>
             <wp:cNvGraphicFramePr>
@@ -926,7 +1010,7 @@
                   <pic:spPr>
                     <a:xfrm>
                       <a:off x="0" y="0"/>
-                      <a:ext cx="2438400" cy="5031740"/>
+                      <a:ext cx="1556385" cy="3212465"/>
                     </a:xfrm>
                     <a:prstGeom prst="rect">
                       <a:avLst/>
@@ -944,340 +1028,106 @@
         </w:drawing>
       </w:r>
       <w:r>
-        <w:rPr>
-          <w:sz w:val="36"/>
-          <w:szCs w:val="36"/>
-        </w:rPr>
-        <w:t xml:space="preserve">I created my </w:t>
+        <w:t xml:space="preserve">One thing I found particularly interesting while creating the design was how effectively visuals can simplify complex ideas and make them more appealing. However, I also found it slightly challenging to balance the amount of information with the available space. </w:t>
+      </w:r>
+      <w:proofErr w:type="gramStart"/>
+      <w:r>
+        <w:t>Ensuring that the info graphic was informative without looking overcrowded required careful selection of content and design elements.</w:t>
+      </w:r>
+      <w:proofErr w:type="gramEnd"/>
+      <w:r>
+        <w:t xml:space="preserve"> Overall, the experience helped me improve both my design skills and understanding of digital literacy concepts.</w:t>
+      </w:r>
+    </w:p>
+    <w:p>
+      <w:pPr>
+        <w:rPr>
+          <w:rFonts w:asciiTheme="majorBidi" w:hAnsiTheme="majorBidi" w:cstheme="majorBidi"/>
+          <w:b/>
+          <w:bCs/>
+          <w:sz w:val="40"/>
+          <w:szCs w:val="40"/>
+        </w:rPr>
+      </w:pPr>
+      <w:r>
+        <w:rPr>
+          <w:rFonts w:asciiTheme="majorBidi" w:hAnsiTheme="majorBidi" w:cstheme="majorBidi"/>
+          <w:b/>
+          <w:bCs/>
+          <w:sz w:val="40"/>
+          <w:szCs w:val="40"/>
+        </w:rPr>
+        <w:t xml:space="preserve">TASK 2 – </w:t>
+      </w:r>
+    </w:p>
+    <w:p>
+      <w:pPr>
+        <w:pStyle w:val="NormalWeb"/>
+      </w:pPr>
+      <w:r>
+        <w:t xml:space="preserve">For building my professional online presence, I chose </w:t>
+      </w:r>
+      <w:r>
+        <w:rPr>
+          <w:rStyle w:val="whitespace-normal"/>
+          <w:b/>
+          <w:bCs/>
+        </w:rPr>
+        <w:t>LinkedIn</w:t>
+      </w:r>
+      <w:r>
+        <w:t xml:space="preserve">, </w:t>
       </w:r>
       <w:proofErr w:type="spellStart"/>
       <w:r>
         <w:rPr>
-          <w:sz w:val="36"/>
-          <w:szCs w:val="36"/>
-        </w:rPr>
-        <w:t>infographic</w:t>
+          <w:rStyle w:val="whitespace-normal"/>
+          <w:b/>
+          <w:bCs/>
+        </w:rPr>
+        <w:t>GitHub</w:t>
       </w:r>
       <w:proofErr w:type="spellEnd"/>
       <w:r>
-        <w:rPr>
-          <w:sz w:val="36"/>
-          <w:szCs w:val="36"/>
-        </w:rPr>
-        <w:t xml:space="preserve"> using </w:t>
+        <w:t xml:space="preserve">, and </w:t>
       </w:r>
       <w:proofErr w:type="spellStart"/>
       <w:r>
         <w:rPr>
-          <w:rStyle w:val="Strong"/>
-          <w:sz w:val="36"/>
-          <w:szCs w:val="36"/>
-        </w:rPr>
-        <w:t>Canva</w:t>
+          <w:rStyle w:val="whitespace-normal"/>
+          <w:b/>
+          <w:bCs/>
+        </w:rPr>
+        <w:t>Kaggle</w:t>
       </w:r>
       <w:proofErr w:type="spellEnd"/>
       <w:r>
-        <w:rPr>
-          <w:sz w:val="36"/>
-          <w:szCs w:val="36"/>
-        </w:rPr>
-        <w:t xml:space="preserve">, as it is a user-friendly and versatile design tool that offers a wide range of templates, icons, and customization options. My design focuses on three key aspects of digital literacy: understanding what digital literacy </w:t>
-      </w:r>
-      <w:proofErr w:type="gramStart"/>
-      <w:r>
-        <w:rPr>
-          <w:sz w:val="36"/>
-          <w:szCs w:val="36"/>
-        </w:rPr>
-        <w:t>is,</w:t>
-      </w:r>
-      <w:proofErr w:type="gramEnd"/>
-      <w:r>
-        <w:rPr>
-          <w:sz w:val="36"/>
-          <w:szCs w:val="36"/>
-        </w:rPr>
-        <w:t xml:space="preserve"> useful digital tools for students, and safe internet practices. I included brief definitions, examples of tools like online collaboration platforms and note-taking apps, and tips such as using strong passwords and avoiding suspicious links. The layout is visually organized with icons and color coding to make the information easy to read and engaging.</w:t>
+        <w:t xml:space="preserve">. Each of these platforms serves a unique and important purpose. LinkedIn is mainly used for professional networking, creating a digital resume, and connecting with industry professionals and recruiters. </w:t>
+      </w:r>
+      <w:proofErr w:type="spellStart"/>
+      <w:r>
+        <w:t>GitHub</w:t>
+      </w:r>
+      <w:proofErr w:type="spellEnd"/>
+      <w:r>
+        <w:t xml:space="preserve"> is a platform where I can upload, manage, and showcase my coding projects, which helps in demonstrating my technical skills. </w:t>
+      </w:r>
+      <w:proofErr w:type="spellStart"/>
+      <w:r>
+        <w:t>Kaggle</w:t>
+      </w:r>
+      <w:proofErr w:type="spellEnd"/>
+      <w:r>
+        <w:t xml:space="preserve"> is widely used for data science practice, competitions, and working with real-world datasets.</w:t>
       </w:r>
     </w:p>
     <w:p>
       <w:pPr>
         <w:pStyle w:val="NormalWeb"/>
-        <w:rPr>
-          <w:sz w:val="36"/>
-          <w:szCs w:val="36"/>
-        </w:rPr>
-      </w:pPr>
-      <w:r>
-        <w:rPr>
-          <w:sz w:val="36"/>
-          <w:szCs w:val="36"/>
-        </w:rPr>
-        <w:t>One thing I found particularly interesting while creating the design was how effectively visuals can simplify complex ideas and make them more appealing. However, I also found it slightly challenging to balance the amount of inform</w:t>
-      </w:r>
-      <w:r>
-        <w:rPr>
-          <w:sz w:val="36"/>
-          <w:szCs w:val="36"/>
-        </w:rPr>
-        <w:t xml:space="preserve">ation with the available space. </w:t>
-      </w:r>
-      <w:r>
-        <w:rPr>
-          <w:sz w:val="36"/>
-          <w:szCs w:val="36"/>
-        </w:rPr>
-        <w:t>Ensuring that the info graphic was informative without looking overcrowded required careful selection of content and design elements. Overall, the experience helped me improve both my design skills and understanding of digital literacy concepts.</w:t>
-      </w:r>
-    </w:p>
-    <w:p>
-      <w:pPr>
-        <w:rPr>
-          <w:rFonts w:asciiTheme="majorBidi" w:hAnsiTheme="majorBidi" w:cstheme="majorBidi"/>
-          <w:b/>
-          <w:bCs/>
-          <w:sz w:val="44"/>
-          <w:szCs w:val="44"/>
-        </w:rPr>
-      </w:pPr>
-    </w:p>
-    <w:p>
-      <w:pPr>
-        <w:rPr>
-          <w:rFonts w:asciiTheme="majorBidi" w:hAnsiTheme="majorBidi" w:cstheme="majorBidi"/>
-          <w:b/>
-          <w:bCs/>
-          <w:sz w:val="44"/>
-          <w:szCs w:val="44"/>
-        </w:rPr>
-      </w:pPr>
-    </w:p>
-    <w:p>
-      <w:pPr>
-        <w:rPr>
-          <w:rFonts w:asciiTheme="majorBidi" w:hAnsiTheme="majorBidi" w:cstheme="majorBidi"/>
-          <w:b/>
-          <w:bCs/>
-          <w:sz w:val="44"/>
-          <w:szCs w:val="44"/>
-        </w:rPr>
-      </w:pPr>
-    </w:p>
-    <w:p>
-      <w:pPr>
-        <w:rPr>
-          <w:rFonts w:asciiTheme="majorBidi" w:hAnsiTheme="majorBidi" w:cstheme="majorBidi"/>
-          <w:b/>
-          <w:bCs/>
-          <w:sz w:val="44"/>
-          <w:szCs w:val="44"/>
-        </w:rPr>
-      </w:pPr>
-    </w:p>
-    <w:p>
-      <w:pPr>
-        <w:rPr>
-          <w:rFonts w:asciiTheme="majorBidi" w:hAnsiTheme="majorBidi" w:cstheme="majorBidi"/>
-          <w:b/>
-          <w:bCs/>
-          <w:sz w:val="44"/>
-          <w:szCs w:val="44"/>
-        </w:rPr>
-      </w:pPr>
-    </w:p>
-    <w:p>
-      <w:pPr>
-        <w:rPr>
-          <w:rFonts w:asciiTheme="majorBidi" w:hAnsiTheme="majorBidi" w:cstheme="majorBidi"/>
-          <w:b/>
-          <w:bCs/>
-          <w:sz w:val="44"/>
-          <w:szCs w:val="44"/>
-        </w:rPr>
-      </w:pPr>
-      <w:r>
-        <w:rPr>
-          <w:rFonts w:asciiTheme="majorBidi" w:hAnsiTheme="majorBidi" w:cstheme="majorBidi"/>
-          <w:b/>
-          <w:bCs/>
-          <w:sz w:val="44"/>
-          <w:szCs w:val="44"/>
-        </w:rPr>
-        <w:lastRenderedPageBreak/>
-        <w:t xml:space="preserve">TASK 2 – </w:t>
-      </w:r>
-    </w:p>
-    <w:p>
-      <w:pPr>
-        <w:pStyle w:val="NormalWeb"/>
-        <w:rPr>
-          <w:sz w:val="36"/>
-          <w:szCs w:val="36"/>
-        </w:rPr>
-      </w:pPr>
-      <w:r>
-        <w:rPr>
-          <w:sz w:val="36"/>
-          <w:szCs w:val="36"/>
-        </w:rPr>
-        <w:t xml:space="preserve">For building my professional online presence, I chose </w:t>
-      </w:r>
-      <w:r>
-        <w:rPr>
-          <w:rStyle w:val="whitespace-normal"/>
-          <w:b/>
-          <w:bCs/>
-          <w:sz w:val="36"/>
-          <w:szCs w:val="36"/>
-        </w:rPr>
-        <w:t>LinkedIn</w:t>
-      </w:r>
-      <w:r>
-        <w:rPr>
-          <w:sz w:val="36"/>
-          <w:szCs w:val="36"/>
-        </w:rPr>
-        <w:t xml:space="preserve">, </w:t>
-      </w:r>
-      <w:proofErr w:type="spellStart"/>
-      <w:r>
-        <w:rPr>
-          <w:rStyle w:val="whitespace-normal"/>
-          <w:b/>
-          <w:bCs/>
-          <w:sz w:val="36"/>
-          <w:szCs w:val="36"/>
-        </w:rPr>
-        <w:t>GitHub</w:t>
-      </w:r>
-      <w:proofErr w:type="spellEnd"/>
-      <w:r>
-        <w:rPr>
-          <w:sz w:val="36"/>
-          <w:szCs w:val="36"/>
-        </w:rPr>
-        <w:t xml:space="preserve">, and </w:t>
-      </w:r>
-      <w:proofErr w:type="spellStart"/>
-      <w:r>
-        <w:rPr>
-          <w:rStyle w:val="whitespace-normal"/>
-          <w:b/>
-          <w:bCs/>
-          <w:sz w:val="36"/>
-          <w:szCs w:val="36"/>
-        </w:rPr>
-        <w:t>Kaggle</w:t>
-      </w:r>
-      <w:proofErr w:type="spellEnd"/>
-      <w:r>
-        <w:rPr>
-          <w:sz w:val="36"/>
-          <w:szCs w:val="36"/>
-        </w:rPr>
-        <w:t xml:space="preserve">. Each of these platforms serves a unique and important purpose. LinkedIn is mainly used for professional networking, creating a digital resume, and connecting with industry professionals and recruiters. </w:t>
-      </w:r>
-      <w:proofErr w:type="spellStart"/>
-      <w:r>
-        <w:rPr>
-          <w:sz w:val="36"/>
-          <w:szCs w:val="36"/>
-        </w:rPr>
-        <w:t>GitHub</w:t>
-      </w:r>
-      <w:proofErr w:type="spellEnd"/>
-      <w:r>
-        <w:rPr>
-          <w:sz w:val="36"/>
-          <w:szCs w:val="36"/>
-        </w:rPr>
-        <w:t xml:space="preserve"> is a platform where I can upload, manage, and showcase my coding projects, which helps in demonstrating my technical skills. </w:t>
-      </w:r>
-      <w:proofErr w:type="spellStart"/>
-      <w:r>
-        <w:rPr>
-          <w:sz w:val="36"/>
-          <w:szCs w:val="36"/>
-        </w:rPr>
-        <w:t>Kaggle</w:t>
-      </w:r>
-      <w:proofErr w:type="spellEnd"/>
-      <w:r>
-        <w:rPr>
-          <w:sz w:val="36"/>
-          <w:szCs w:val="36"/>
-        </w:rPr>
-        <w:t xml:space="preserve"> is widely used for data science practice, competitions, and working with real-world datasets.</w:t>
-      </w:r>
-    </w:p>
-    <w:p>
-      <w:pPr>
-        <w:pStyle w:val="NormalWeb"/>
-        <w:rPr>
-          <w:sz w:val="36"/>
-          <w:szCs w:val="36"/>
-        </w:rPr>
-      </w:pPr>
-      <w:r>
-        <w:rPr>
-          <w:sz w:val="36"/>
-          <w:szCs w:val="36"/>
-        </w:rPr>
-        <w:t xml:space="preserve">Over the next four years, I plan to actively use these platforms to build a strong professional profile. On LinkedIn, I will regularly update my achievements, certifications, and internships while expanding my network. On </w:t>
-      </w:r>
-      <w:proofErr w:type="spellStart"/>
-      <w:r>
-        <w:rPr>
-          <w:sz w:val="36"/>
-          <w:szCs w:val="36"/>
-        </w:rPr>
-        <w:t>GitHub</w:t>
-      </w:r>
-      <w:proofErr w:type="spellEnd"/>
-      <w:r>
-        <w:rPr>
-          <w:sz w:val="36"/>
-          <w:szCs w:val="36"/>
-        </w:rPr>
-        <w:t xml:space="preserve">, I will consistently upload projects, collaborate with others, and improve my coding practices. On </w:t>
-      </w:r>
-      <w:proofErr w:type="spellStart"/>
-      <w:r>
-        <w:rPr>
-          <w:sz w:val="36"/>
-          <w:szCs w:val="36"/>
-        </w:rPr>
-        <w:t>Kaggle</w:t>
-      </w:r>
-      <w:proofErr w:type="spellEnd"/>
-      <w:r>
-        <w:rPr>
-          <w:sz w:val="36"/>
-          <w:szCs w:val="36"/>
-        </w:rPr>
-        <w:t>, I aim to participate in competitions, learn new techniques, and build a portfolio in data analysis and machine learning. Together, these platforms will help me grow academically and professionally.</w:t>
-      </w:r>
-    </w:p>
-    <w:p>
-      <w:pPr>
-        <w:rPr>
-          <w:rFonts w:asciiTheme="majorBidi" w:hAnsiTheme="majorBidi" w:cstheme="majorBidi"/>
-          <w:b/>
-          <w:bCs/>
-          <w:sz w:val="44"/>
-          <w:szCs w:val="44"/>
-          <w:lang w:val="en-US"/>
-        </w:rPr>
-      </w:pPr>
-      <w:r>
-        <w:rPr>
-          <w:rFonts w:asciiTheme="majorBidi" w:hAnsiTheme="majorBidi" w:cstheme="majorBidi"/>
-          <w:b/>
-          <w:bCs/>
+      </w:pPr>
+      <w:r>
+        <w:rPr>
           <w:noProof/>
-          <w:sz w:val="44"/>
-          <w:szCs w:val="44"/>
-          <w:lang w:val="en-US"/>
         </w:rPr>
         <w:drawing>
           <wp:anchor distT="0" distB="0" distL="114300" distR="114300" simplePos="0" relativeHeight="251662336" behindDoc="0" locked="0" layoutInCell="1" allowOverlap="1">
@@ -1286,7 +1136,7 @@
               <wp:posOffset>19050</wp:posOffset>
             </wp:positionH>
             <wp:positionV relativeFrom="margin">
-              <wp:posOffset>5267325</wp:posOffset>
+              <wp:posOffset>6381750</wp:posOffset>
             </wp:positionV>
             <wp:extent cx="3800475" cy="2057400"/>
             <wp:effectExtent l="19050" t="19050" r="28575" b="19050"/>
@@ -1331,13 +1181,7 @@
       </w:r>
       <w:r>
         <w:rPr>
-          <w:rFonts w:asciiTheme="majorBidi" w:hAnsiTheme="majorBidi" w:cstheme="majorBidi"/>
-          <w:b/>
-          <w:bCs/>
           <w:noProof/>
-          <w:sz w:val="44"/>
-          <w:szCs w:val="44"/>
-          <w:lang w:val="en-US"/>
         </w:rPr>
         <w:drawing>
           <wp:anchor distT="0" distB="0" distL="114300" distR="114300" simplePos="0" relativeHeight="251660288" behindDoc="0" locked="0" layoutInCell="1" allowOverlap="1">
@@ -1346,7 +1190,7 @@
               <wp:posOffset>3819525</wp:posOffset>
             </wp:positionH>
             <wp:positionV relativeFrom="margin">
-              <wp:posOffset>5105400</wp:posOffset>
+              <wp:posOffset>6324600</wp:posOffset>
             </wp:positionV>
             <wp:extent cx="2950210" cy="2219325"/>
             <wp:effectExtent l="19050" t="19050" r="21590" b="28575"/>
@@ -1388,6 +1232,25 @@
           </wp:anchor>
         </w:drawing>
       </w:r>
+      <w:r>
+        <w:t xml:space="preserve">Over the next four years, I plan to actively use these platforms to build a strong professional profile. On LinkedIn, I will regularly update my achievements, certifications, and internships while expanding my network. On </w:t>
+      </w:r>
+      <w:proofErr w:type="spellStart"/>
+      <w:r>
+        <w:t>GitHub</w:t>
+      </w:r>
+      <w:proofErr w:type="spellEnd"/>
+      <w:r>
+        <w:t xml:space="preserve">, I will consistently upload projects, collaborate with others, and improve my coding practices. On </w:t>
+      </w:r>
+      <w:proofErr w:type="spellStart"/>
+      <w:r>
+        <w:t>Kaggle</w:t>
+      </w:r>
+      <w:proofErr w:type="spellEnd"/>
+      <w:r>
+        <w:t>, I aim to participate in competitions, learn new techniques, and build a portfolio in data analysis and machine learning. Together, these platforms will help me grow academically and professionally.</w:t>
+      </w:r>
     </w:p>
     <w:p>
       <w:pPr>
@@ -1397,6 +1260,7 @@
           <w:bCs/>
           <w:sz w:val="44"/>
           <w:szCs w:val="44"/>
+          <w:lang w:val="en-US"/>
         </w:rPr>
       </w:pPr>
       <w:r>
@@ -1413,10 +1277,10 @@
           <wp:anchor distT="0" distB="0" distL="114300" distR="114300" simplePos="0" relativeHeight="251661312" behindDoc="0" locked="0" layoutInCell="1" allowOverlap="1">
             <wp:simplePos x="0" y="0"/>
             <wp:positionH relativeFrom="margin">
-              <wp:align>center</wp:align>
+              <wp:posOffset>962025</wp:posOffset>
             </wp:positionH>
             <wp:positionV relativeFrom="margin">
-              <wp:posOffset>7324725</wp:posOffset>
+              <wp:posOffset>8439150</wp:posOffset>
             </wp:positionV>
             <wp:extent cx="4838700" cy="1752600"/>
             <wp:effectExtent l="19050" t="0" r="0" b="0"/>
@@ -1462,24 +1326,234 @@
           <w:bCs/>
           <w:sz w:val="44"/>
           <w:szCs w:val="44"/>
-          <w:lang w:val="en-US"/>
-        </w:rPr>
-      </w:pPr>
-    </w:p>
-    <w:p>
-      <w:pPr>
-        <w:rPr>
-          <w:rFonts w:asciiTheme="majorBidi" w:hAnsiTheme="majorBidi" w:cstheme="majorBidi"/>
+        </w:rPr>
+      </w:pPr>
+    </w:p>
+    <w:p>
+      <w:pPr>
+        <w:rPr>
+          <w:rFonts w:asciiTheme="majorBidi" w:hAnsiTheme="majorBidi" w:cstheme="majorBidi"/>
+          <w:b/>
+          <w:bCs/>
+          <w:sz w:val="40"/>
+          <w:szCs w:val="40"/>
+        </w:rPr>
+      </w:pPr>
+    </w:p>
+    <w:p>
+      <w:pPr>
+        <w:rPr>
+          <w:rFonts w:asciiTheme="majorBidi" w:hAnsiTheme="majorBidi" w:cstheme="majorBidi"/>
+          <w:b/>
+          <w:bCs/>
+          <w:sz w:val="40"/>
+          <w:szCs w:val="40"/>
+        </w:rPr>
+      </w:pPr>
+      <w:r>
+        <w:rPr>
+          <w:rFonts w:asciiTheme="majorBidi" w:hAnsiTheme="majorBidi" w:cstheme="majorBidi"/>
+          <w:b/>
+          <w:bCs/>
+          <w:sz w:val="40"/>
+          <w:szCs w:val="40"/>
+        </w:rPr>
+        <w:lastRenderedPageBreak/>
+        <w:t xml:space="preserve">TASK 3 – </w:t>
+      </w:r>
+    </w:p>
+    <w:p>
+      <w:pPr>
+        <w:rPr>
+          <w:rFonts w:asciiTheme="majorBidi" w:hAnsiTheme="majorBidi" w:cstheme="majorBidi"/>
+          <w:sz w:val="24"/>
+          <w:szCs w:val="24"/>
+          <w:lang w:val="en-US"/>
+        </w:rPr>
+      </w:pPr>
+      <w:r>
+        <w:rPr>
+          <w:rFonts w:asciiTheme="majorBidi" w:hAnsiTheme="majorBidi" w:cstheme="majorBidi"/>
+          <w:sz w:val="24"/>
+          <w:szCs w:val="24"/>
+          <w:lang w:val="en-US"/>
+        </w:rPr>
+        <w:t xml:space="preserve">For this task, I used </w:t>
+      </w:r>
+      <w:proofErr w:type="spellStart"/>
+      <w:r>
+        <w:rPr>
+          <w:rFonts w:asciiTheme="majorBidi" w:hAnsiTheme="majorBidi" w:cstheme="majorBidi"/>
+          <w:sz w:val="24"/>
+          <w:szCs w:val="24"/>
+          <w:lang w:val="en-US"/>
+        </w:rPr>
+        <w:t>HackerRank</w:t>
+      </w:r>
+      <w:proofErr w:type="spellEnd"/>
+      <w:r>
+        <w:rPr>
+          <w:rFonts w:asciiTheme="majorBidi" w:hAnsiTheme="majorBidi" w:cstheme="majorBidi"/>
+          <w:sz w:val="24"/>
+          <w:szCs w:val="24"/>
+          <w:lang w:val="en-US"/>
+        </w:rPr>
+        <w:t xml:space="preserve"> and Google Forms. </w:t>
+      </w:r>
+      <w:proofErr w:type="spellStart"/>
+      <w:r>
+        <w:rPr>
+          <w:rFonts w:asciiTheme="majorBidi" w:hAnsiTheme="majorBidi" w:cstheme="majorBidi"/>
+          <w:sz w:val="24"/>
+          <w:szCs w:val="24"/>
+          <w:lang w:val="en-US"/>
+        </w:rPr>
+        <w:t>HackerRank</w:t>
+      </w:r>
+      <w:proofErr w:type="spellEnd"/>
+      <w:r>
+        <w:rPr>
+          <w:rFonts w:asciiTheme="majorBidi" w:hAnsiTheme="majorBidi" w:cstheme="majorBidi"/>
+          <w:sz w:val="24"/>
+          <w:szCs w:val="24"/>
+          <w:lang w:val="en-US"/>
+        </w:rPr>
+        <w:t xml:space="preserve"> is a platform designed for practicing coding and improving problem-solving skills, while Google Forms is used to create surveys, quizzes, and collect responses efficiently.</w:t>
+      </w:r>
+    </w:p>
+    <w:p>
+      <w:pPr>
+        <w:rPr>
+          <w:rFonts w:asciiTheme="majorBidi" w:hAnsiTheme="majorBidi" w:cstheme="majorBidi"/>
+          <w:sz w:val="24"/>
+          <w:szCs w:val="24"/>
+          <w:lang w:val="en-US"/>
+        </w:rPr>
+      </w:pPr>
+      <w:r>
+        <w:rPr>
+          <w:rFonts w:asciiTheme="majorBidi" w:hAnsiTheme="majorBidi" w:cstheme="majorBidi"/>
+          <w:sz w:val="24"/>
+          <w:szCs w:val="24"/>
+          <w:lang w:val="en-US"/>
+        </w:rPr>
+        <w:t xml:space="preserve">On </w:t>
+      </w:r>
+      <w:proofErr w:type="spellStart"/>
+      <w:r>
+        <w:rPr>
+          <w:rFonts w:asciiTheme="majorBidi" w:hAnsiTheme="majorBidi" w:cstheme="majorBidi"/>
+          <w:sz w:val="24"/>
+          <w:szCs w:val="24"/>
+          <w:lang w:val="en-US"/>
+        </w:rPr>
+        <w:t>HackerRank</w:t>
+      </w:r>
+      <w:proofErr w:type="spellEnd"/>
+      <w:r>
+        <w:rPr>
+          <w:rFonts w:asciiTheme="majorBidi" w:hAnsiTheme="majorBidi" w:cstheme="majorBidi"/>
+          <w:sz w:val="24"/>
+          <w:szCs w:val="24"/>
+          <w:lang w:val="en-US"/>
+        </w:rPr>
+        <w:t>, I practiced solving coding problems, which helped me strengthen my logical thinking and programming skills. It provided structured challenges that improved my understanding of different concepts and techniques. Using Google Forms, I created a Digital Literacy Awareness Quiz, which allowed me to design questions, organize them properly, and understand how data collection works in a simple and effective way.</w:t>
+      </w:r>
+    </w:p>
+    <w:p>
+      <w:pPr>
+        <w:rPr>
+          <w:rFonts w:asciiTheme="majorBidi" w:hAnsiTheme="majorBidi" w:cstheme="majorBidi"/>
+          <w:sz w:val="24"/>
+          <w:szCs w:val="24"/>
+          <w:lang w:val="en-US"/>
+        </w:rPr>
+      </w:pPr>
+      <w:r>
+        <w:rPr>
+          <w:rFonts w:asciiTheme="majorBidi" w:hAnsiTheme="majorBidi" w:cstheme="majorBidi"/>
+          <w:sz w:val="24"/>
+          <w:szCs w:val="24"/>
+          <w:lang w:val="en-US"/>
+        </w:rPr>
+        <w:t xml:space="preserve">These tools will be very helpful for me academically over the coming years. </w:t>
+      </w:r>
+      <w:proofErr w:type="spellStart"/>
+      <w:r>
+        <w:rPr>
+          <w:rFonts w:asciiTheme="majorBidi" w:hAnsiTheme="majorBidi" w:cstheme="majorBidi"/>
+          <w:sz w:val="24"/>
+          <w:szCs w:val="24"/>
+          <w:lang w:val="en-US"/>
+        </w:rPr>
+        <w:t>HackerRank</w:t>
+      </w:r>
+      <w:proofErr w:type="spellEnd"/>
+      <w:r>
+        <w:rPr>
+          <w:rFonts w:asciiTheme="majorBidi" w:hAnsiTheme="majorBidi" w:cstheme="majorBidi"/>
+          <w:sz w:val="24"/>
+          <w:szCs w:val="24"/>
+          <w:lang w:val="en-US"/>
+        </w:rPr>
+        <w:t xml:space="preserve"> will support me in improving my coding proficiency, which is essential for my coursework, placements, and technical interviews. Google Forms will help me in conducting surveys, collecting feedback, and even creating quizzes for academic purposes. Overall, both tools contribute to enhancing my technical and practical skills.</w:t>
+      </w:r>
+    </w:p>
+    <w:p>
+      <w:pPr>
+        <w:rPr>
+          <w:rFonts w:asciiTheme="majorBidi" w:hAnsiTheme="majorBidi" w:cstheme="majorBidi"/>
+          <w:b/>
+          <w:bCs/>
+          <w:sz w:val="44"/>
+          <w:szCs w:val="44"/>
+          <w:lang w:val="en-US"/>
+        </w:rPr>
+      </w:pPr>
+    </w:p>
+    <w:p>
+      <w:pPr>
+        <w:rPr>
+          <w:rFonts w:asciiTheme="majorBidi" w:hAnsiTheme="majorBidi" w:cstheme="majorBidi"/>
+          <w:b/>
+          <w:bCs/>
+          <w:sz w:val="40"/>
+          <w:szCs w:val="40"/>
+        </w:rPr>
+      </w:pPr>
+      <w:r>
+        <w:rPr>
+          <w:rFonts w:asciiTheme="majorBidi" w:hAnsiTheme="majorBidi" w:cstheme="majorBidi"/>
+          <w:b/>
+          <w:bCs/>
+          <w:sz w:val="40"/>
+          <w:szCs w:val="40"/>
+        </w:rPr>
+        <w:t xml:space="preserve">TASK 4 – </w:t>
+      </w:r>
+    </w:p>
+    <w:p>
+      <w:pPr>
+        <w:pStyle w:val="NormalWeb"/>
+      </w:pPr>
+      <w:r>
+        <w:t>A situation where poor digital communication caused a real problem could be a student emailing a professor about an assignment but writing a vague message like “I can’t submit it” without explaining the reason or mentioning the course details. As a result, the professor might ignore the request or misunderstand the situation, leading to the student losing marks due to late submission. This issue arises because the message lacks clarity, proper structure, and necessary information.</w:t>
+      </w:r>
+    </w:p>
+    <w:p>
+      <w:pPr>
+        <w:pStyle w:val="NormalWeb"/>
+      </w:pPr>
+      <w:r>
+        <w:t>This problem could have been avoided by following proper email etiquette. The student should have written a clear subject line, explained the reason for the delay, mentioned the course name, and politely requested an extension. Using a professional tone and providing complete information would help the professor understand the situation and respond appropriately. Effective digital communication ensures that messages are clear, respectful, and actionable.</w:t>
+      </w:r>
+    </w:p>
+    <w:p>
+      <w:pPr>
+        <w:pStyle w:val="NormalWeb"/>
+        <w:rPr>
           <w:sz w:val="36"/>
           <w:szCs w:val="36"/>
-          <w:lang w:val="en-US"/>
-        </w:rPr>
-      </w:pPr>
-    </w:p>
-    <w:p>
-      <w:pPr>
-        <w:rPr>
-          <w:lang w:val="en-US"/>
         </w:rPr>
       </w:pPr>
     </w:p>
@@ -1488,410 +1562,53 @@
         <w:spacing w:before="240"/>
         <w:rPr>
           <w:rFonts w:asciiTheme="majorBidi" w:hAnsiTheme="majorBidi" w:cstheme="majorBidi"/>
-          <w:sz w:val="32"/>
-          <w:szCs w:val="32"/>
-        </w:rPr>
-      </w:pPr>
-    </w:p>
-    <w:p>
-      <w:pPr>
-        <w:rPr>
-          <w:rFonts w:asciiTheme="majorBidi" w:hAnsiTheme="majorBidi" w:cstheme="majorBidi"/>
-          <w:b/>
-          <w:bCs/>
-          <w:sz w:val="44"/>
-          <w:szCs w:val="44"/>
-        </w:rPr>
-      </w:pPr>
-      <w:r>
-        <w:rPr>
-          <w:rFonts w:asciiTheme="majorBidi" w:hAnsiTheme="majorBidi" w:cstheme="majorBidi"/>
-          <w:b/>
-          <w:bCs/>
-          <w:sz w:val="44"/>
-          <w:szCs w:val="44"/>
-        </w:rPr>
-        <w:lastRenderedPageBreak/>
-        <w:t xml:space="preserve">TASK 3 – </w:t>
-      </w:r>
-    </w:p>
-    <w:p>
-      <w:pPr>
-        <w:rPr>
-          <w:rFonts w:asciiTheme="majorBidi" w:hAnsiTheme="majorBidi" w:cstheme="majorBidi"/>
-          <w:sz w:val="36"/>
-          <w:szCs w:val="36"/>
-          <w:lang w:val="en-US"/>
-        </w:rPr>
-      </w:pPr>
-      <w:r>
-        <w:rPr>
-          <w:rFonts w:asciiTheme="majorBidi" w:hAnsiTheme="majorBidi" w:cstheme="majorBidi"/>
-          <w:sz w:val="36"/>
-          <w:szCs w:val="36"/>
-          <w:lang w:val="en-US"/>
-        </w:rPr>
-        <w:t xml:space="preserve">For this task, I used </w:t>
-      </w:r>
-      <w:proofErr w:type="spellStart"/>
-      <w:r>
-        <w:rPr>
-          <w:rFonts w:asciiTheme="majorBidi" w:hAnsiTheme="majorBidi" w:cstheme="majorBidi"/>
-          <w:sz w:val="36"/>
-          <w:szCs w:val="36"/>
-          <w:lang w:val="en-US"/>
-        </w:rPr>
-        <w:t>HackerRank</w:t>
-      </w:r>
-      <w:proofErr w:type="spellEnd"/>
-      <w:r>
-        <w:rPr>
-          <w:rFonts w:asciiTheme="majorBidi" w:hAnsiTheme="majorBidi" w:cstheme="majorBidi"/>
-          <w:sz w:val="36"/>
-          <w:szCs w:val="36"/>
-          <w:lang w:val="en-US"/>
-        </w:rPr>
-        <w:t xml:space="preserve"> and Google Forms. </w:t>
-      </w:r>
-      <w:proofErr w:type="spellStart"/>
-      <w:r>
-        <w:rPr>
-          <w:rFonts w:asciiTheme="majorBidi" w:hAnsiTheme="majorBidi" w:cstheme="majorBidi"/>
-          <w:sz w:val="36"/>
-          <w:szCs w:val="36"/>
-          <w:lang w:val="en-US"/>
-        </w:rPr>
-        <w:t>HackerRank</w:t>
-      </w:r>
-      <w:proofErr w:type="spellEnd"/>
-      <w:r>
-        <w:rPr>
-          <w:rFonts w:asciiTheme="majorBidi" w:hAnsiTheme="majorBidi" w:cstheme="majorBidi"/>
-          <w:sz w:val="36"/>
-          <w:szCs w:val="36"/>
-          <w:lang w:val="en-US"/>
-        </w:rPr>
-        <w:t xml:space="preserve"> is a platform designed for practicing coding and improving problem-solving skills, while Google Forms is used to create surveys, quizzes, and collect responses efficiently.</w:t>
-      </w:r>
-    </w:p>
-    <w:p>
-      <w:pPr>
-        <w:rPr>
-          <w:rFonts w:asciiTheme="majorBidi" w:hAnsiTheme="majorBidi" w:cstheme="majorBidi"/>
-          <w:sz w:val="36"/>
-          <w:szCs w:val="36"/>
-          <w:lang w:val="en-US"/>
-        </w:rPr>
-      </w:pPr>
-      <w:r>
-        <w:rPr>
-          <w:rFonts w:asciiTheme="majorBidi" w:hAnsiTheme="majorBidi" w:cstheme="majorBidi"/>
-          <w:sz w:val="36"/>
-          <w:szCs w:val="36"/>
-          <w:lang w:val="en-US"/>
-        </w:rPr>
-        <w:t xml:space="preserve">On </w:t>
-      </w:r>
-      <w:proofErr w:type="spellStart"/>
-      <w:r>
-        <w:rPr>
-          <w:rFonts w:asciiTheme="majorBidi" w:hAnsiTheme="majorBidi" w:cstheme="majorBidi"/>
-          <w:sz w:val="36"/>
-          <w:szCs w:val="36"/>
-          <w:lang w:val="en-US"/>
-        </w:rPr>
-        <w:t>HackerRank</w:t>
-      </w:r>
-      <w:proofErr w:type="spellEnd"/>
-      <w:r>
-        <w:rPr>
-          <w:rFonts w:asciiTheme="majorBidi" w:hAnsiTheme="majorBidi" w:cstheme="majorBidi"/>
-          <w:sz w:val="36"/>
-          <w:szCs w:val="36"/>
-          <w:lang w:val="en-US"/>
-        </w:rPr>
-        <w:t>, I practiced solving coding problems, which helped me strengthen my logical thinking and programming skills. It provided structured challenges that improved my understanding of different concepts and techniques. Using Google Forms, I created a Digital Literacy Awareness Quiz, which allowed me to design questions, organize them properly, and understand how data collection works in a simple and effective way.</w:t>
-      </w:r>
-    </w:p>
-    <w:p>
-      <w:pPr>
-        <w:rPr>
-          <w:rFonts w:asciiTheme="majorBidi" w:hAnsiTheme="majorBidi" w:cstheme="majorBidi"/>
-          <w:sz w:val="36"/>
-          <w:szCs w:val="36"/>
-          <w:lang w:val="en-US"/>
-        </w:rPr>
-      </w:pPr>
-      <w:r>
-        <w:rPr>
-          <w:rFonts w:asciiTheme="majorBidi" w:hAnsiTheme="majorBidi" w:cstheme="majorBidi"/>
-          <w:sz w:val="36"/>
-          <w:szCs w:val="36"/>
-          <w:lang w:val="en-US"/>
-        </w:rPr>
-        <w:t xml:space="preserve">These tools will be very helpful for me academically over the coming years. </w:t>
-      </w:r>
-      <w:proofErr w:type="spellStart"/>
-      <w:r>
-        <w:rPr>
-          <w:rFonts w:asciiTheme="majorBidi" w:hAnsiTheme="majorBidi" w:cstheme="majorBidi"/>
-          <w:sz w:val="36"/>
-          <w:szCs w:val="36"/>
-          <w:lang w:val="en-US"/>
-        </w:rPr>
-        <w:t>HackerRank</w:t>
-      </w:r>
-      <w:proofErr w:type="spellEnd"/>
-      <w:r>
-        <w:rPr>
-          <w:rFonts w:asciiTheme="majorBidi" w:hAnsiTheme="majorBidi" w:cstheme="majorBidi"/>
-          <w:sz w:val="36"/>
-          <w:szCs w:val="36"/>
-          <w:lang w:val="en-US"/>
-        </w:rPr>
-        <w:t xml:space="preserve"> will support me in improving my coding proficiency, which is essential for my coursework, placements, and technical interviews. Google Forms will help me in conducting surveys, collecting feedback, and even creating quizzes for academic purposes. Overall, both tools contribute to enhancing my technical and practical skills.</w:t>
-      </w:r>
-    </w:p>
-    <w:p>
-      <w:pPr>
-        <w:rPr>
-          <w:rFonts w:asciiTheme="majorBidi" w:hAnsiTheme="majorBidi" w:cstheme="majorBidi"/>
-          <w:b/>
-          <w:bCs/>
-          <w:sz w:val="44"/>
-          <w:szCs w:val="44"/>
-          <w:lang w:val="en-US"/>
-        </w:rPr>
-      </w:pPr>
-    </w:p>
-    <w:p>
-      <w:pPr>
-        <w:rPr>
-          <w:rFonts w:asciiTheme="majorBidi" w:hAnsiTheme="majorBidi" w:cstheme="majorBidi"/>
-          <w:b/>
-          <w:bCs/>
-          <w:sz w:val="44"/>
-          <w:szCs w:val="44"/>
-        </w:rPr>
-      </w:pPr>
-    </w:p>
-    <w:p>
-      <w:pPr>
-        <w:spacing w:before="240"/>
-        <w:rPr>
-          <w:rFonts w:asciiTheme="majorBidi" w:hAnsiTheme="majorBidi" w:cstheme="majorBidi"/>
-          <w:b/>
-          <w:bCs/>
-          <w:sz w:val="44"/>
-          <w:szCs w:val="44"/>
-        </w:rPr>
-      </w:pPr>
-    </w:p>
-    <w:p>
-      <w:pPr>
-        <w:spacing w:before="240"/>
-        <w:rPr>
-          <w:rFonts w:asciiTheme="majorBidi" w:hAnsiTheme="majorBidi" w:cstheme="majorBidi"/>
-          <w:b/>
-          <w:bCs/>
-          <w:sz w:val="44"/>
-          <w:szCs w:val="44"/>
-        </w:rPr>
-      </w:pPr>
-    </w:p>
-    <w:p>
-      <w:pPr>
-        <w:spacing w:before="240"/>
-        <w:rPr>
-          <w:rFonts w:asciiTheme="majorBidi" w:hAnsiTheme="majorBidi" w:cstheme="majorBidi"/>
-          <w:b/>
-          <w:bCs/>
-          <w:sz w:val="44"/>
-          <w:szCs w:val="44"/>
-        </w:rPr>
-      </w:pPr>
-    </w:p>
-    <w:p>
-      <w:pPr>
-        <w:spacing w:before="240"/>
-        <w:rPr>
-          <w:rFonts w:asciiTheme="majorBidi" w:hAnsiTheme="majorBidi" w:cstheme="majorBidi"/>
-          <w:b/>
-          <w:bCs/>
-          <w:sz w:val="44"/>
-          <w:szCs w:val="44"/>
-        </w:rPr>
-      </w:pPr>
-    </w:p>
-    <w:p>
-      <w:pPr>
-        <w:spacing w:before="240"/>
-        <w:rPr>
-          <w:rFonts w:asciiTheme="majorBidi" w:hAnsiTheme="majorBidi" w:cstheme="majorBidi"/>
-          <w:b/>
-          <w:bCs/>
-          <w:sz w:val="44"/>
-          <w:szCs w:val="44"/>
-        </w:rPr>
-      </w:pPr>
-    </w:p>
-    <w:p>
-      <w:pPr>
-        <w:spacing w:before="240"/>
-        <w:rPr>
-          <w:rFonts w:asciiTheme="majorBidi" w:hAnsiTheme="majorBidi" w:cstheme="majorBidi"/>
-          <w:b/>
-          <w:bCs/>
-          <w:sz w:val="44"/>
-          <w:szCs w:val="44"/>
-        </w:rPr>
-      </w:pPr>
-    </w:p>
-    <w:p>
-      <w:pPr>
-        <w:rPr>
-          <w:rFonts w:asciiTheme="majorBidi" w:hAnsiTheme="majorBidi" w:cstheme="majorBidi"/>
-          <w:b/>
-          <w:bCs/>
-          <w:sz w:val="44"/>
-          <w:szCs w:val="44"/>
-        </w:rPr>
-      </w:pPr>
-      <w:r>
-        <w:rPr>
-          <w:rFonts w:asciiTheme="majorBidi" w:hAnsiTheme="majorBidi" w:cstheme="majorBidi"/>
-          <w:b/>
-          <w:bCs/>
-          <w:sz w:val="44"/>
-          <w:szCs w:val="44"/>
-        </w:rPr>
-        <w:lastRenderedPageBreak/>
-        <w:t xml:space="preserve">TASK 4 – </w:t>
+          <w:b/>
+          <w:bCs/>
+          <w:sz w:val="40"/>
+          <w:szCs w:val="40"/>
+        </w:rPr>
+      </w:pPr>
+      <w:r>
+        <w:rPr>
+          <w:rFonts w:asciiTheme="majorBidi" w:hAnsiTheme="majorBidi" w:cstheme="majorBidi"/>
+          <w:b/>
+          <w:bCs/>
+          <w:sz w:val="40"/>
+          <w:szCs w:val="40"/>
+        </w:rPr>
+        <w:t>TASK 5 –</w:t>
       </w:r>
     </w:p>
     <w:p>
       <w:pPr>
         <w:pStyle w:val="NormalWeb"/>
-        <w:rPr>
-          <w:sz w:val="36"/>
-          <w:szCs w:val="36"/>
-        </w:rPr>
-      </w:pPr>
-      <w:r>
-        <w:rPr>
-          <w:sz w:val="36"/>
-          <w:szCs w:val="36"/>
-        </w:rPr>
-        <w:t>A situation where poor digital communication caused a real problem could be a student emailing a professor about an assignment but writing a vague message like “I can’t submit it” without explaining the reason or mentioning the course details. As a result, the professor might ignore the request or misunderstand the situation, leading to the student losing marks due to late submission. This issue arises because the message lacks clarity, proper structure, and necessary information.</w:t>
+      </w:pPr>
+      <w:r>
+        <w:t xml:space="preserve">While researching this topic, what surprised me the most was how </w:t>
+      </w:r>
+      <w:r>
+        <w:rPr>
+          <w:rStyle w:val="Strong"/>
+        </w:rPr>
+        <w:t>simple mistakes can lead to serious cybercrimes</w:t>
+      </w:r>
+      <w:r>
+        <w:t xml:space="preserve">, especially in cases of UPI </w:t>
+      </w:r>
+      <w:proofErr w:type="gramStart"/>
+      <w:r>
+        <w:t>fraud.</w:t>
+      </w:r>
+      <w:proofErr w:type="gramEnd"/>
+      <w:r>
+        <w:t xml:space="preserve"> I realized that many scams do not rely on advanced hacking but instead exploit human error, such as clicking on unknown links or approving payment requests without verification. It was surprising to see how quickly money can be lost due to a small lapse in attention.</w:t>
       </w:r>
     </w:p>
     <w:p>
       <w:pPr>
         <w:pStyle w:val="NormalWeb"/>
-        <w:rPr>
-          <w:sz w:val="36"/>
-          <w:szCs w:val="36"/>
-        </w:rPr>
-      </w:pPr>
-      <w:r>
-        <w:rPr>
-          <w:sz w:val="36"/>
-          <w:szCs w:val="36"/>
-        </w:rPr>
-        <w:t>This problem could have been avoided by following proper email etiquette. The student should have written a clear subject line, explained the reason for the delay, mentioned the course name, and politely requested an extension. Using a professional tone and providing complete information would help the professor understand the situation and respond appropriately. Effective digital communication ensures that messages are clear, respectful, and actionable.</w:t>
-      </w:r>
-    </w:p>
-    <w:p>
-      <w:pPr>
-        <w:pStyle w:val="NormalWeb"/>
-        <w:rPr>
-          <w:sz w:val="36"/>
-          <w:szCs w:val="36"/>
-        </w:rPr>
-      </w:pPr>
-    </w:p>
-    <w:p>
-      <w:pPr>
-        <w:spacing w:before="240"/>
-        <w:rPr>
-          <w:rFonts w:asciiTheme="majorBidi" w:hAnsiTheme="majorBidi" w:cstheme="majorBidi"/>
-          <w:b/>
-          <w:bCs/>
-          <w:sz w:val="44"/>
-          <w:szCs w:val="44"/>
-        </w:rPr>
-      </w:pPr>
-      <w:r>
-        <w:rPr>
-          <w:rFonts w:asciiTheme="majorBidi" w:hAnsiTheme="majorBidi" w:cstheme="majorBidi"/>
-          <w:b/>
-          <w:bCs/>
-          <w:sz w:val="44"/>
-          <w:szCs w:val="44"/>
-        </w:rPr>
-        <w:t>TASK 5 –</w:t>
-      </w:r>
-    </w:p>
-    <w:p>
-      <w:pPr>
-        <w:pStyle w:val="NormalWeb"/>
-        <w:rPr>
-          <w:sz w:val="36"/>
-          <w:szCs w:val="36"/>
-        </w:rPr>
-      </w:pPr>
-      <w:r>
-        <w:rPr>
-          <w:sz w:val="36"/>
-          <w:szCs w:val="36"/>
-        </w:rPr>
-        <w:t xml:space="preserve">While researching this topic, what surprised me the most was how </w:t>
-      </w:r>
-      <w:r>
-        <w:rPr>
-          <w:rStyle w:val="Strong"/>
-          <w:sz w:val="36"/>
-          <w:szCs w:val="36"/>
-        </w:rPr>
-        <w:t>simple mistakes can lead to serious cybercrimes</w:t>
-      </w:r>
-      <w:r>
-        <w:rPr>
-          <w:sz w:val="36"/>
-          <w:szCs w:val="36"/>
-        </w:rPr>
-        <w:t xml:space="preserve">, especially in cases of UPI </w:t>
-      </w:r>
-      <w:proofErr w:type="gramStart"/>
-      <w:r>
-        <w:rPr>
-          <w:sz w:val="36"/>
-          <w:szCs w:val="36"/>
-        </w:rPr>
-        <w:t>fraud.</w:t>
-      </w:r>
-      <w:proofErr w:type="gramEnd"/>
-      <w:r>
-        <w:rPr>
-          <w:sz w:val="36"/>
-          <w:szCs w:val="36"/>
-        </w:rPr>
-        <w:t xml:space="preserve"> I realized that many scams do not rely on advanced hacking but instead exploit human error, such as clicking on unknown links or approving payment requests without verification. It was surprising to see how quickly money can be lost due to a small lapse in attention.</w:t>
-      </w:r>
-    </w:p>
-    <w:p>
-      <w:pPr>
-        <w:pStyle w:val="NormalWeb"/>
-        <w:rPr>
-          <w:sz w:val="36"/>
-          <w:szCs w:val="36"/>
-        </w:rPr>
-      </w:pPr>
-      <w:r>
-        <w:rPr>
-          <w:sz w:val="36"/>
-          <w:szCs w:val="36"/>
-        </w:rPr>
+      </w:pPr>
+      <w:r>
         <w:t>As a result, one habit I will personally change is being more cautious while handling digital payments and online messages. I will make it a rule to always verify payment requests before approving them and never click on suspicious links. I will also ensure that I do not share sensitive information like OTPs or PINs under any circumstances. This change will help me stay more secure and responsible in my digital activities.</w:t>
       </w:r>
     </w:p>
@@ -2205,6 +1922,7 @@
   <w:style w:type="character" w:default="1" w:styleId="DefaultParagraphFont">
     <w:name w:val="Default Paragraph Font"/>
     <w:uiPriority w:val="1"/>
+    <w:semiHidden/>
     <w:unhideWhenUsed/>
   </w:style>
   <w:style w:type="table" w:default="1" w:styleId="TableNormal">
@@ -2577,7 +2295,7 @@
   <a:extraClrSchemeLst/>
   <a:extLst>
     <a:ext uri="{05A4C25C-085E-4340-85A3-A5531E510DB2}">
-      <thm15:themeFamily xmlns="" xmlns:thm15="http://schemas.microsoft.com/office/thememl/2012/main" name="Office Theme" id="{62F939B6-93AF-4DB8-9C6B-D6C7DFDC589F}" vid="{4A3C46E8-61CC-4603-A589-7422A47A8E4A}"/>
+      <thm15:themeFamily xmlns:thm15="http://schemas.microsoft.com/office/thememl/2012/main" xmlns="" name="Office Theme" id="{62F939B6-93AF-4DB8-9C6B-D6C7DFDC589F}" vid="{4A3C46E8-61CC-4603-A589-7422A47A8E4A}"/>
     </a:ext>
   </a:extLst>
 </a:theme>
